--- a/Templates/BTS/BM-15-06 TỜ TRÌNH XIN CHỦ TRƯƠNG BTS - Templates.docx
+++ b/Templates/BTS/BM-15-06 TỜ TRÌNH XIN CHỦ TRƯƠNG BTS - Templates.docx
@@ -268,7 +268,7 @@
     <w:tbl>
       <w:tblPr>
         <w:tblStyle w:val="TableGrid"/>
-        <w:tblW w:w="9356" w:type="dxa"/>
+        <w:tblW w:w="8789" w:type="dxa"/>
         <w:jc w:val="center"/>
         <w:tblBorders>
           <w:top w:val="none" w:sz="0" w:space="0" w:color="auto"/>
@@ -283,7 +283,7 @@
       <w:tblGrid>
         <w:gridCol w:w="1559"/>
         <w:gridCol w:w="294"/>
-        <w:gridCol w:w="7503"/>
+        <w:gridCol w:w="6936"/>
       </w:tblGrid>
       <w:tr>
         <w:trPr>
@@ -292,7 +292,7 @@
         </w:trPr>
         <w:tc>
           <w:tcPr>
-            <w:tcW w:w="1560" w:type="dxa"/>
+            <w:tcW w:w="1559" w:type="dxa"/>
             <w:vAlign w:val="center"/>
             <w:hideMark/>
           </w:tcPr>
@@ -327,7 +327,7 @@
         </w:tc>
         <w:tc>
           <w:tcPr>
-            <w:tcW w:w="283" w:type="dxa"/>
+            <w:tcW w:w="294" w:type="dxa"/>
             <w:vAlign w:val="center"/>
             <w:hideMark/>
           </w:tcPr>
@@ -352,7 +352,7 @@
         </w:tc>
         <w:tc>
           <w:tcPr>
-            <w:tcW w:w="7513" w:type="dxa"/>
+            <w:tcW w:w="6936" w:type="dxa"/>
             <w:vAlign w:val="center"/>
           </w:tcPr>
           <w:p>
@@ -382,7 +382,7 @@
         </w:trPr>
         <w:tc>
           <w:tcPr>
-            <w:tcW w:w="1560" w:type="dxa"/>
+            <w:tcW w:w="1559" w:type="dxa"/>
             <w:vAlign w:val="center"/>
             <w:hideMark/>
           </w:tcPr>
@@ -416,7 +416,7 @@
         </w:tc>
         <w:tc>
           <w:tcPr>
-            <w:tcW w:w="283" w:type="dxa"/>
+            <w:tcW w:w="294" w:type="dxa"/>
             <w:vAlign w:val="center"/>
             <w:hideMark/>
           </w:tcPr>
@@ -441,7 +441,7 @@
         </w:tc>
         <w:tc>
           <w:tcPr>
-            <w:tcW w:w="7513" w:type="dxa"/>
+            <w:tcW w:w="6936" w:type="dxa"/>
             <w:vAlign w:val="center"/>
           </w:tcPr>
           <w:p>
@@ -471,7 +471,7 @@
         </w:trPr>
         <w:tc>
           <w:tcPr>
-            <w:tcW w:w="1560" w:type="dxa"/>
+            <w:tcW w:w="1559" w:type="dxa"/>
             <w:hideMark/>
           </w:tcPr>
           <w:p>
@@ -504,7 +504,7 @@
         </w:tc>
         <w:tc>
           <w:tcPr>
-            <w:tcW w:w="283" w:type="dxa"/>
+            <w:tcW w:w="294" w:type="dxa"/>
             <w:hideMark/>
           </w:tcPr>
           <w:p>
@@ -528,7 +528,7 @@
         </w:tc>
         <w:tc>
           <w:tcPr>
-            <w:tcW w:w="7513" w:type="dxa"/>
+            <w:tcW w:w="6936" w:type="dxa"/>
           </w:tcPr>
           <w:p>
             <w:pPr>
@@ -559,7 +559,7 @@
         </w:trPr>
         <w:tc>
           <w:tcPr>
-            <w:tcW w:w="1560" w:type="dxa"/>
+            <w:tcW w:w="1559" w:type="dxa"/>
             <w:vAlign w:val="center"/>
             <w:hideMark/>
           </w:tcPr>
@@ -593,7 +593,7 @@
         </w:tc>
         <w:tc>
           <w:tcPr>
-            <w:tcW w:w="283" w:type="dxa"/>
+            <w:tcW w:w="294" w:type="dxa"/>
             <w:vAlign w:val="center"/>
             <w:hideMark/>
           </w:tcPr>
@@ -618,7 +618,7 @@
         </w:tc>
         <w:tc>
           <w:tcPr>
-            <w:tcW w:w="7513" w:type="dxa"/>
+            <w:tcW w:w="6936" w:type="dxa"/>
             <w:vAlign w:val="center"/>
           </w:tcPr>
           <w:p>
@@ -771,7 +771,7 @@
           <w:sz w:val="28"/>
           <w:szCs w:val="28"/>
         </w:rPr>
-        <w:t xml:space="preserve">Căn cứ hồ sơ Thiết kế bản vẽ thi công trụ BTS </w:t>
+        <w:t xml:space="preserve">Căn cứ </w:t>
       </w:r>
       <w:r>
         <w:rPr>
@@ -779,7 +779,7 @@
           <w:sz w:val="28"/>
           <w:szCs w:val="28"/>
         </w:rPr>
-        <w:t>mẫu</w:t>
+        <w:t>H</w:t>
       </w:r>
       <w:r>
         <w:rPr>
@@ -787,7 +787,23 @@
           <w:sz w:val="28"/>
           <w:szCs w:val="28"/>
         </w:rPr>
-        <w:t xml:space="preserve"> mới (mẫu thiết kế thẩm mỹ mô phỏng hình cây dừa) do </w:t>
+        <w:t xml:space="preserve">ồ sơ </w:t>
+      </w:r>
+      <w:r>
+        <w:rPr>
+          <w:color w:val="0D0D0D" w:themeColor="text1" w:themeTint="F2"/>
+          <w:sz w:val="28"/>
+          <w:szCs w:val="28"/>
+        </w:rPr>
+        <w:t>t</w:t>
+      </w:r>
+      <w:r>
+        <w:rPr>
+          <w:color w:val="0D0D0D" w:themeColor="text1" w:themeTint="F2"/>
+          <w:sz w:val="28"/>
+          <w:szCs w:val="28"/>
+        </w:rPr>
+        <w:t xml:space="preserve">hiết kế bản vẽ thi công trụ BTS do </w:t>
       </w:r>
       <w:r>
         <w:rPr>
@@ -1174,7 +1190,7 @@
       </w:tblGrid>
       <w:tr>
         <w:trPr>
-          <w:trHeight w:val="709"/>
+          <w:trHeight w:val="391"/>
           <w:jc w:val="center"/>
         </w:trPr>
         <w:tc>
@@ -1261,7 +1277,7 @@
       </w:tr>
       <w:tr>
         <w:trPr>
-          <w:trHeight w:val="501"/>
+          <w:trHeight w:val="66"/>
           <w:jc w:val="center"/>
         </w:trPr>
         <w:tc>
@@ -1345,7 +1361,7 @@
       </w:tr>
       <w:tr>
         <w:trPr>
-          <w:trHeight w:val="459"/>
+          <w:trHeight w:val="66"/>
           <w:jc w:val="center"/>
         </w:trPr>
         <w:tc>
@@ -1429,7 +1445,7 @@
       </w:tr>
       <w:tr>
         <w:trPr>
-          <w:trHeight w:val="438"/>
+          <w:trHeight w:val="66"/>
           <w:jc w:val="center"/>
         </w:trPr>
         <w:tc>
@@ -1455,7 +1471,6 @@
                 <w:sz w:val="28"/>
                 <w:szCs w:val="28"/>
               </w:rPr>
-              <w:lastRenderedPageBreak/>
               <w:t>Tài khoản</w:t>
             </w:r>
           </w:p>
@@ -1523,7 +1538,7 @@
       </w:tr>
       <w:tr>
         <w:trPr>
-          <w:trHeight w:val="558"/>
+          <w:trHeight w:val="66"/>
           <w:jc w:val="center"/>
         </w:trPr>
         <w:tc>
@@ -1550,6 +1565,7 @@
                 <w:szCs w:val="28"/>
                 <w:lang w:val="sv-SE"/>
               </w:rPr>
+              <w:lastRenderedPageBreak/>
               <w:t>Mã số thuế</w:t>
             </w:r>
           </w:p>
@@ -1612,7 +1628,7 @@
       </w:tr>
       <w:tr>
         <w:trPr>
-          <w:trHeight w:val="557"/>
+          <w:trHeight w:val="103"/>
           <w:jc w:val="center"/>
         </w:trPr>
         <w:tc>
@@ -2789,7 +2805,24 @@
                 <w:sz w:val="28"/>
                 <w:szCs w:val="28"/>
               </w:rPr>
-              <w:t>Xây dựng trạm thu phát sóng thông tin (BTS) cho các mạng di động và thiết bị viễn thông kèm theo gồm: Bệ móng lắp đặt thiết bị, vị trí dựng cột anten tự đứng Monopole cao 30m.</w:t>
+              <w:t xml:space="preserve">Xây dựng trạm thu phát sóng thông tin (BTS) cho các mạng </w:t>
+            </w:r>
+            <w:r>
+              <w:rPr>
+                <w:bCs/>
+                <w:sz w:val="28"/>
+                <w:szCs w:val="28"/>
+                <w:lang w:val="en-US"/>
+              </w:rPr>
+              <w:br/>
+            </w:r>
+            <w:r>
+              <w:rPr>
+                <w:bCs/>
+                <w:sz w:val="28"/>
+                <w:szCs w:val="28"/>
+              </w:rPr>
+              <w:t>di động và thiết bị viễn thông kèm theo gồm: Bệ móng lắp đặt thiết bị, vị trí dựng cột anten tự đứng Monopole cao 30m.</w:t>
             </w:r>
           </w:p>
         </w:tc>
@@ -3272,7 +3305,6 @@
           <w:sz w:val="28"/>
           <w:szCs w:val="28"/>
         </w:rPr>
-        <w:lastRenderedPageBreak/>
         <w:t>Hiệu lực</w:t>
       </w:r>
       <w:r>
@@ -3350,6 +3382,7 @@
           <w:sz w:val="28"/>
           <w:szCs w:val="28"/>
         </w:rPr>
+        <w:lastRenderedPageBreak/>
         <w:t xml:space="preserve">Kính trình </w:t>
       </w:r>
       <w:r>
@@ -3617,7 +3650,7 @@
         <w:trPr>
           <w:gridBefore w:val="1"/>
           <w:wBefore w:w="6" w:type="dxa"/>
-          <w:trHeight w:val="1168"/>
+          <w:trHeight w:val="1373"/>
         </w:trPr>
         <w:tc>
           <w:tcPr>
@@ -3857,7 +3890,7 @@
       </w:tr>
       <w:tr>
         <w:trPr>
-          <w:trHeight w:val="1907"/>
+          <w:trHeight w:val="1851"/>
         </w:trPr>
         <w:tc>
           <w:tcPr>
@@ -3937,7 +3970,7 @@
       </w:tr>
       <w:tr>
         <w:trPr>
-          <w:trHeight w:val="1326"/>
+          <w:trHeight w:val="1577"/>
         </w:trPr>
         <w:tc>
           <w:tcPr>
@@ -4009,7 +4042,7 @@
       </w:tr>
       <w:tr>
         <w:trPr>
-          <w:trHeight w:val="1938"/>
+          <w:trHeight w:val="1890"/>
         </w:trPr>
         <w:tc>
           <w:tcPr>
@@ -4019,29 +4052,6 @@
           </w:tcPr>
           <w:p>
             <w:pPr>
-              <w:jc w:val="center"/>
-              <w:rPr>
-                <w:b/>
-                <w:bCs/>
-                <w:sz w:val="28"/>
-                <w:szCs w:val="28"/>
-              </w:rPr>
-            </w:pPr>
-          </w:p>
-          <w:p>
-            <w:pPr>
-              <w:jc w:val="center"/>
-              <w:rPr>
-                <w:b/>
-                <w:bCs/>
-                <w:sz w:val="28"/>
-                <w:szCs w:val="28"/>
-              </w:rPr>
-            </w:pPr>
-          </w:p>
-          <w:p>
-            <w:pPr>
-              <w:jc w:val="center"/>
               <w:rPr>
                 <w:b/>
                 <w:bCs/>
@@ -9863,19 +9873,12 @@
 </file>
 
 <file path=customXml/item1.xml><?xml version="1.0" encoding="utf-8"?>
-<b:Sources xmlns:b="http://schemas.openxmlformats.org/officeDocument/2006/bibliography" xmlns="http://schemas.openxmlformats.org/officeDocument/2006/bibliography" SelectedStyle="\APA.XSL" StyleName="APA"/>
+<p:properties xmlns:p="http://schemas.microsoft.com/office/2006/metadata/properties" xmlns:xsi="http://www.w3.org/2001/XMLSchema-instance" xmlns:pc="http://schemas.microsoft.com/office/infopath/2007/PartnerControls">
+  <documentManagement/>
+</p:properties>
 </file>
 
 <file path=customXml/item2.xml><?xml version="1.0" encoding="utf-8"?>
-<?mso-contentType ?>
-<FormTemplates xmlns="http://schemas.microsoft.com/sharepoint/v3/contenttype/forms">
-  <Display>DocumentLibraryForm</Display>
-  <Edit>DocumentLibraryForm</Edit>
-  <New>DocumentLibraryForm</New>
-</FormTemplates>
-</file>
-
-<file path=customXml/item3.xml><?xml version="1.0" encoding="utf-8"?>
 <ct:contentTypeSchema xmlns:ct="http://schemas.microsoft.com/office/2006/metadata/contentType" xmlns:ma="http://schemas.microsoft.com/office/2006/metadata/properties/metaAttributes" ct:_="" ma:_="" ma:contentTypeName="Document" ma:contentTypeID="0x010100805D4BEE55A24044BDE0D112F050CC83" ma:contentTypeVersion="1" ma:contentTypeDescription="Create a new document." ma:contentTypeScope="" ma:versionID="bfe3fb2b52072bba3ef6a4f234377cf8">
   <xsd:schema xmlns:xsd="http://www.w3.org/2001/XMLSchema" xmlns:xs="http://www.w3.org/2001/XMLSchema" xmlns:p="http://schemas.microsoft.com/office/2006/metadata/properties" targetNamespace="http://schemas.microsoft.com/office/2006/metadata/properties" ma:root="true" ma:fieldsID="3168da399c7eed0b2303d422f0440ed6">
     <xsd:element name="properties">
@@ -9989,29 +9992,29 @@
 </ct:contentTypeSchema>
 </file>
 
+<file path=customXml/item3.xml><?xml version="1.0" encoding="utf-8"?>
+<?mso-contentType ?>
+<FormTemplates xmlns="http://schemas.microsoft.com/sharepoint/v3/contenttype/forms">
+  <Display>DocumentLibraryForm</Display>
+  <Edit>DocumentLibraryForm</Edit>
+  <New>DocumentLibraryForm</New>
+</FormTemplates>
+</file>
+
 <file path=customXml/item4.xml><?xml version="1.0" encoding="utf-8"?>
-<p:properties xmlns:p="http://schemas.microsoft.com/office/2006/metadata/properties" xmlns:xsi="http://www.w3.org/2001/XMLSchema-instance" xmlns:pc="http://schemas.microsoft.com/office/infopath/2007/PartnerControls">
-  <documentManagement/>
-</p:properties>
+<b:Sources xmlns:b="http://schemas.openxmlformats.org/officeDocument/2006/bibliography" xmlns="http://schemas.openxmlformats.org/officeDocument/2006/bibliography" SelectedStyle="\APA.XSL" StyleName="APA"/>
 </file>
 
 <file path=customXml/itemProps1.xml><?xml version="1.0" encoding="utf-8"?>
-<ds:datastoreItem xmlns:ds="http://schemas.openxmlformats.org/officeDocument/2006/customXml" ds:itemID="{9D0953AE-9A60-4325-AE9E-24D4E9F9FB75}">
+<ds:datastoreItem xmlns:ds="http://schemas.openxmlformats.org/officeDocument/2006/customXml" ds:itemID="{C4AF9458-447F-428E-8BFB-D288D293C150}">
   <ds:schemaRefs>
-    <ds:schemaRef ds:uri="http://schemas.openxmlformats.org/officeDocument/2006/bibliography"/>
+    <ds:schemaRef ds:uri="http://schemas.microsoft.com/office/2006/metadata/properties"/>
+    <ds:schemaRef ds:uri="http://schemas.microsoft.com/office/infopath/2007/PartnerControls"/>
   </ds:schemaRefs>
 </ds:datastoreItem>
 </file>
 
 <file path=customXml/itemProps2.xml><?xml version="1.0" encoding="utf-8"?>
-<ds:datastoreItem xmlns:ds="http://schemas.openxmlformats.org/officeDocument/2006/customXml" ds:itemID="{E2160846-F788-4AEA-B56E-7BF01218901D}">
-  <ds:schemaRefs>
-    <ds:schemaRef ds:uri="http://schemas.microsoft.com/sharepoint/v3/contenttype/forms"/>
-  </ds:schemaRefs>
-</ds:datastoreItem>
-</file>
-
-<file path=customXml/itemProps3.xml><?xml version="1.0" encoding="utf-8"?>
 <ds:datastoreItem xmlns:ds="http://schemas.openxmlformats.org/officeDocument/2006/customXml" ds:itemID="{8E3BA125-43CC-44A9-9FCA-63E6975CACC6}">
   <ds:schemaRefs>
     <ds:schemaRef ds:uri="http://schemas.microsoft.com/office/2006/metadata/contentType"/>
@@ -10027,11 +10030,18 @@
 </ds:datastoreItem>
 </file>
 
+<file path=customXml/itemProps3.xml><?xml version="1.0" encoding="utf-8"?>
+<ds:datastoreItem xmlns:ds="http://schemas.openxmlformats.org/officeDocument/2006/customXml" ds:itemID="{E2160846-F788-4AEA-B56E-7BF01218901D}">
+  <ds:schemaRefs>
+    <ds:schemaRef ds:uri="http://schemas.microsoft.com/sharepoint/v3/contenttype/forms"/>
+  </ds:schemaRefs>
+</ds:datastoreItem>
+</file>
+
 <file path=customXml/itemProps4.xml><?xml version="1.0" encoding="utf-8"?>
-<ds:datastoreItem xmlns:ds="http://schemas.openxmlformats.org/officeDocument/2006/customXml" ds:itemID="{C4AF9458-447F-428E-8BFB-D288D293C150}">
+<ds:datastoreItem xmlns:ds="http://schemas.openxmlformats.org/officeDocument/2006/customXml" ds:itemID="{9D0953AE-9A60-4325-AE9E-24D4E9F9FB75}">
   <ds:schemaRefs>
-    <ds:schemaRef ds:uri="http://schemas.microsoft.com/office/2006/metadata/properties"/>
-    <ds:schemaRef ds:uri="http://schemas.microsoft.com/office/infopath/2007/PartnerControls"/>
+    <ds:schemaRef ds:uri="http://schemas.openxmlformats.org/officeDocument/2006/bibliography"/>
   </ds:schemaRefs>
 </ds:datastoreItem>
 </file>
--- a/Templates/BTS/BM-15-06 TỜ TRÌNH XIN CHỦ TRƯƠNG BTS - Templates.docx
+++ b/Templates/BTS/BM-15-06 TỜ TRÌNH XIN CHỦ TRƯƠNG BTS - Templates.docx
@@ -819,7 +819,15 @@
           <w:sz w:val="28"/>
           <w:szCs w:val="28"/>
         </w:rPr>
-        <w:t xml:space="preserve"> cung cấp.</w:t>
+        <w:t xml:space="preserve"> cung cấp</w:t>
+      </w:r>
+      <w:r>
+        <w:rPr>
+          <w:color w:val="0D0D0D" w:themeColor="text1" w:themeTint="F2"/>
+          <w:sz w:val="28"/>
+          <w:szCs w:val="28"/>
+        </w:rPr>
+        <w:t>;</w:t>
       </w:r>
     </w:p>
     <w:p>
@@ -9873,12 +9881,19 @@
 </file>
 
 <file path=customXml/item1.xml><?xml version="1.0" encoding="utf-8"?>
-<p:properties xmlns:p="http://schemas.microsoft.com/office/2006/metadata/properties" xmlns:xsi="http://www.w3.org/2001/XMLSchema-instance" xmlns:pc="http://schemas.microsoft.com/office/infopath/2007/PartnerControls">
-  <documentManagement/>
-</p:properties>
+<b:Sources xmlns:b="http://schemas.openxmlformats.org/officeDocument/2006/bibliography" xmlns="http://schemas.openxmlformats.org/officeDocument/2006/bibliography" SelectedStyle="\APA.XSL" StyleName="APA"/>
 </file>
 
 <file path=customXml/item2.xml><?xml version="1.0" encoding="utf-8"?>
+<?mso-contentType ?>
+<FormTemplates xmlns="http://schemas.microsoft.com/sharepoint/v3/contenttype/forms">
+  <Display>DocumentLibraryForm</Display>
+  <Edit>DocumentLibraryForm</Edit>
+  <New>DocumentLibraryForm</New>
+</FormTemplates>
+</file>
+
+<file path=customXml/item3.xml><?xml version="1.0" encoding="utf-8"?>
 <ct:contentTypeSchema xmlns:ct="http://schemas.microsoft.com/office/2006/metadata/contentType" xmlns:ma="http://schemas.microsoft.com/office/2006/metadata/properties/metaAttributes" ct:_="" ma:_="" ma:contentTypeName="Document" ma:contentTypeID="0x010100805D4BEE55A24044BDE0D112F050CC83" ma:contentTypeVersion="1" ma:contentTypeDescription="Create a new document." ma:contentTypeScope="" ma:versionID="bfe3fb2b52072bba3ef6a4f234377cf8">
   <xsd:schema xmlns:xsd="http://www.w3.org/2001/XMLSchema" xmlns:xs="http://www.w3.org/2001/XMLSchema" xmlns:p="http://schemas.microsoft.com/office/2006/metadata/properties" targetNamespace="http://schemas.microsoft.com/office/2006/metadata/properties" ma:root="true" ma:fieldsID="3168da399c7eed0b2303d422f0440ed6">
     <xsd:element name="properties">
@@ -9992,29 +10007,29 @@
 </ct:contentTypeSchema>
 </file>
 
-<file path=customXml/item3.xml><?xml version="1.0" encoding="utf-8"?>
-<?mso-contentType ?>
-<FormTemplates xmlns="http://schemas.microsoft.com/sharepoint/v3/contenttype/forms">
-  <Display>DocumentLibraryForm</Display>
-  <Edit>DocumentLibraryForm</Edit>
-  <New>DocumentLibraryForm</New>
-</FormTemplates>
-</file>
-
 <file path=customXml/item4.xml><?xml version="1.0" encoding="utf-8"?>
-<b:Sources xmlns:b="http://schemas.openxmlformats.org/officeDocument/2006/bibliography" xmlns="http://schemas.openxmlformats.org/officeDocument/2006/bibliography" SelectedStyle="\APA.XSL" StyleName="APA"/>
+<p:properties xmlns:p="http://schemas.microsoft.com/office/2006/metadata/properties" xmlns:xsi="http://www.w3.org/2001/XMLSchema-instance" xmlns:pc="http://schemas.microsoft.com/office/infopath/2007/PartnerControls">
+  <documentManagement/>
+</p:properties>
 </file>
 
 <file path=customXml/itemProps1.xml><?xml version="1.0" encoding="utf-8"?>
-<ds:datastoreItem xmlns:ds="http://schemas.openxmlformats.org/officeDocument/2006/customXml" ds:itemID="{C4AF9458-447F-428E-8BFB-D288D293C150}">
+<ds:datastoreItem xmlns:ds="http://schemas.openxmlformats.org/officeDocument/2006/customXml" ds:itemID="{9D0953AE-9A60-4325-AE9E-24D4E9F9FB75}">
   <ds:schemaRefs>
-    <ds:schemaRef ds:uri="http://schemas.microsoft.com/office/2006/metadata/properties"/>
-    <ds:schemaRef ds:uri="http://schemas.microsoft.com/office/infopath/2007/PartnerControls"/>
+    <ds:schemaRef ds:uri="http://schemas.openxmlformats.org/officeDocument/2006/bibliography"/>
   </ds:schemaRefs>
 </ds:datastoreItem>
 </file>
 
 <file path=customXml/itemProps2.xml><?xml version="1.0" encoding="utf-8"?>
+<ds:datastoreItem xmlns:ds="http://schemas.openxmlformats.org/officeDocument/2006/customXml" ds:itemID="{E2160846-F788-4AEA-B56E-7BF01218901D}">
+  <ds:schemaRefs>
+    <ds:schemaRef ds:uri="http://schemas.microsoft.com/sharepoint/v3/contenttype/forms"/>
+  </ds:schemaRefs>
+</ds:datastoreItem>
+</file>
+
+<file path=customXml/itemProps3.xml><?xml version="1.0" encoding="utf-8"?>
 <ds:datastoreItem xmlns:ds="http://schemas.openxmlformats.org/officeDocument/2006/customXml" ds:itemID="{8E3BA125-43CC-44A9-9FCA-63E6975CACC6}">
   <ds:schemaRefs>
     <ds:schemaRef ds:uri="http://schemas.microsoft.com/office/2006/metadata/contentType"/>
@@ -10030,18 +10045,11 @@
 </ds:datastoreItem>
 </file>
 
-<file path=customXml/itemProps3.xml><?xml version="1.0" encoding="utf-8"?>
-<ds:datastoreItem xmlns:ds="http://schemas.openxmlformats.org/officeDocument/2006/customXml" ds:itemID="{E2160846-F788-4AEA-B56E-7BF01218901D}">
+<file path=customXml/itemProps4.xml><?xml version="1.0" encoding="utf-8"?>
+<ds:datastoreItem xmlns:ds="http://schemas.openxmlformats.org/officeDocument/2006/customXml" ds:itemID="{C4AF9458-447F-428E-8BFB-D288D293C150}">
   <ds:schemaRefs>
-    <ds:schemaRef ds:uri="http://schemas.microsoft.com/sharepoint/v3/contenttype/forms"/>
-  </ds:schemaRefs>
-</ds:datastoreItem>
-</file>
-
-<file path=customXml/itemProps4.xml><?xml version="1.0" encoding="utf-8"?>
-<ds:datastoreItem xmlns:ds="http://schemas.openxmlformats.org/officeDocument/2006/customXml" ds:itemID="{9D0953AE-9A60-4325-AE9E-24D4E9F9FB75}">
-  <ds:schemaRefs>
-    <ds:schemaRef ds:uri="http://schemas.openxmlformats.org/officeDocument/2006/bibliography"/>
+    <ds:schemaRef ds:uri="http://schemas.microsoft.com/office/2006/metadata/properties"/>
+    <ds:schemaRef ds:uri="http://schemas.microsoft.com/office/infopath/2007/PartnerControls"/>
   </ds:schemaRefs>
 </ds:datastoreItem>
 </file>
--- a/Templates/BTS/BM-15-06 TỜ TRÌNH XIN CHỦ TRƯƠNG BTS - Templates.docx
+++ b/Templates/BTS/BM-15-06 TỜ TRÌNH XIN CHỦ TRƯƠNG BTS - Templates.docx
@@ -922,6 +922,14 @@
           <w:szCs w:val="28"/>
         </w:rPr>
         <w:t>Sau khi xem xét đánh giá</w:t>
+      </w:r>
+      <w:r>
+        <w:rPr>
+          <w:bCs/>
+          <w:sz w:val="28"/>
+          <w:szCs w:val="28"/>
+        </w:rPr>
+        <w:t>,</w:t>
       </w:r>
       <w:r>
         <w:rPr>
@@ -9881,19 +9889,6 @@
 </file>
 
 <file path=customXml/item1.xml><?xml version="1.0" encoding="utf-8"?>
-<b:Sources xmlns:b="http://schemas.openxmlformats.org/officeDocument/2006/bibliography" xmlns="http://schemas.openxmlformats.org/officeDocument/2006/bibliography" SelectedStyle="\APA.XSL" StyleName="APA"/>
-</file>
-
-<file path=customXml/item2.xml><?xml version="1.0" encoding="utf-8"?>
-<?mso-contentType ?>
-<FormTemplates xmlns="http://schemas.microsoft.com/sharepoint/v3/contenttype/forms">
-  <Display>DocumentLibraryForm</Display>
-  <Edit>DocumentLibraryForm</Edit>
-  <New>DocumentLibraryForm</New>
-</FormTemplates>
-</file>
-
-<file path=customXml/item3.xml><?xml version="1.0" encoding="utf-8"?>
 <ct:contentTypeSchema xmlns:ct="http://schemas.microsoft.com/office/2006/metadata/contentType" xmlns:ma="http://schemas.microsoft.com/office/2006/metadata/properties/metaAttributes" ct:_="" ma:_="" ma:contentTypeName="Document" ma:contentTypeID="0x010100805D4BEE55A24044BDE0D112F050CC83" ma:contentTypeVersion="1" ma:contentTypeDescription="Create a new document." ma:contentTypeScope="" ma:versionID="bfe3fb2b52072bba3ef6a4f234377cf8">
   <xsd:schema xmlns:xsd="http://www.w3.org/2001/XMLSchema" xmlns:xs="http://www.w3.org/2001/XMLSchema" xmlns:p="http://schemas.microsoft.com/office/2006/metadata/properties" targetNamespace="http://schemas.microsoft.com/office/2006/metadata/properties" ma:root="true" ma:fieldsID="3168da399c7eed0b2303d422f0440ed6">
     <xsd:element name="properties">
@@ -10007,6 +10002,19 @@
 </ct:contentTypeSchema>
 </file>
 
+<file path=customXml/item2.xml><?xml version="1.0" encoding="utf-8"?>
+<?mso-contentType ?>
+<FormTemplates xmlns="http://schemas.microsoft.com/sharepoint/v3/contenttype/forms">
+  <Display>DocumentLibraryForm</Display>
+  <Edit>DocumentLibraryForm</Edit>
+  <New>DocumentLibraryForm</New>
+</FormTemplates>
+</file>
+
+<file path=customXml/item3.xml><?xml version="1.0" encoding="utf-8"?>
+<b:Sources xmlns:b="http://schemas.openxmlformats.org/officeDocument/2006/bibliography" xmlns="http://schemas.openxmlformats.org/officeDocument/2006/bibliography" SelectedStyle="\APA.XSL" StyleName="APA"/>
+</file>
+
 <file path=customXml/item4.xml><?xml version="1.0" encoding="utf-8"?>
 <p:properties xmlns:p="http://schemas.microsoft.com/office/2006/metadata/properties" xmlns:xsi="http://www.w3.org/2001/XMLSchema-instance" xmlns:pc="http://schemas.microsoft.com/office/infopath/2007/PartnerControls">
   <documentManagement/>
@@ -10014,22 +10022,6 @@
 </file>
 
 <file path=customXml/itemProps1.xml><?xml version="1.0" encoding="utf-8"?>
-<ds:datastoreItem xmlns:ds="http://schemas.openxmlformats.org/officeDocument/2006/customXml" ds:itemID="{9D0953AE-9A60-4325-AE9E-24D4E9F9FB75}">
-  <ds:schemaRefs>
-    <ds:schemaRef ds:uri="http://schemas.openxmlformats.org/officeDocument/2006/bibliography"/>
-  </ds:schemaRefs>
-</ds:datastoreItem>
-</file>
-
-<file path=customXml/itemProps2.xml><?xml version="1.0" encoding="utf-8"?>
-<ds:datastoreItem xmlns:ds="http://schemas.openxmlformats.org/officeDocument/2006/customXml" ds:itemID="{E2160846-F788-4AEA-B56E-7BF01218901D}">
-  <ds:schemaRefs>
-    <ds:schemaRef ds:uri="http://schemas.microsoft.com/sharepoint/v3/contenttype/forms"/>
-  </ds:schemaRefs>
-</ds:datastoreItem>
-</file>
-
-<file path=customXml/itemProps3.xml><?xml version="1.0" encoding="utf-8"?>
 <ds:datastoreItem xmlns:ds="http://schemas.openxmlformats.org/officeDocument/2006/customXml" ds:itemID="{8E3BA125-43CC-44A9-9FCA-63E6975CACC6}">
   <ds:schemaRefs>
     <ds:schemaRef ds:uri="http://schemas.microsoft.com/office/2006/metadata/contentType"/>
@@ -10045,6 +10037,22 @@
 </ds:datastoreItem>
 </file>
 
+<file path=customXml/itemProps2.xml><?xml version="1.0" encoding="utf-8"?>
+<ds:datastoreItem xmlns:ds="http://schemas.openxmlformats.org/officeDocument/2006/customXml" ds:itemID="{E2160846-F788-4AEA-B56E-7BF01218901D}">
+  <ds:schemaRefs>
+    <ds:schemaRef ds:uri="http://schemas.microsoft.com/sharepoint/v3/contenttype/forms"/>
+  </ds:schemaRefs>
+</ds:datastoreItem>
+</file>
+
+<file path=customXml/itemProps3.xml><?xml version="1.0" encoding="utf-8"?>
+<ds:datastoreItem xmlns:ds="http://schemas.openxmlformats.org/officeDocument/2006/customXml" ds:itemID="{9D0953AE-9A60-4325-AE9E-24D4E9F9FB75}">
+  <ds:schemaRefs>
+    <ds:schemaRef ds:uri="http://schemas.openxmlformats.org/officeDocument/2006/bibliography"/>
+  </ds:schemaRefs>
+</ds:datastoreItem>
+</file>
+
 <file path=customXml/itemProps4.xml><?xml version="1.0" encoding="utf-8"?>
 <ds:datastoreItem xmlns:ds="http://schemas.openxmlformats.org/officeDocument/2006/customXml" ds:itemID="{C4AF9458-447F-428E-8BFB-D288D293C150}">
   <ds:schemaRefs>

--- a/Templates/BTS/BM-15-06 TỜ TRÌNH XIN CHỦ TRƯƠNG BTS - Templates.docx
+++ b/Templates/BTS/BM-15-06 TỜ TRÌNH XIN CHỦ TRƯƠNG BTS - Templates.docx
@@ -38,119 +38,94 @@
           <w:bCs/>
           <w:szCs w:val="26"/>
         </w:rPr>
+        <w:t>{{SOTTR}}</w:t>
+      </w:r>
+      <w:r>
+        <w:rPr>
+          <w:bCs/>
+          <w:szCs w:val="26"/>
+        </w:rPr>
+        <w:t>/</w:t>
+      </w:r>
+      <w:r>
+        <w:rPr>
+          <w:bCs/>
+          <w:szCs w:val="26"/>
+        </w:rPr>
+        <w:t>TTr-SXKD</w:t>
+      </w:r>
+      <w:r>
+        <w:rPr>
+          <w:bCs/>
+          <w:szCs w:val="26"/>
+        </w:rPr>
+        <w:t xml:space="preserve">                                           </w:t>
+      </w:r>
+      <w:r>
+        <w:rPr>
+          <w:szCs w:val="26"/>
+        </w:rPr>
+        <w:t xml:space="preserve">Chơn Thành, </w:t>
+      </w:r>
+      <w:r>
+        <w:rPr>
+          <w:iCs/>
+          <w:szCs w:val="26"/>
+        </w:rPr>
+        <w:t>n</w:t>
+      </w:r>
+      <w:r>
+        <w:rPr>
+          <w:iCs/>
+          <w:szCs w:val="26"/>
+        </w:rPr>
+        <w:t>gày</w:t>
+      </w:r>
+      <w:r>
+        <w:rPr>
+          <w:iCs/>
+          <w:szCs w:val="26"/>
+        </w:rPr>
+        <w:t xml:space="preserve"> {{DAY}} </w:t>
+      </w:r>
+      <w:r>
+        <w:rPr>
+          <w:iCs/>
+          <w:szCs w:val="26"/>
+        </w:rPr>
+        <w:t>tháng</w:t>
+      </w:r>
+      <w:r>
+        <w:rPr>
+          <w:iCs/>
+          <w:szCs w:val="26"/>
+        </w:rPr>
         <w:t xml:space="preserve"> </w:t>
       </w:r>
       <w:r>
         <w:rPr>
-          <w:bCs/>
+          <w:iCs/>
           <w:szCs w:val="26"/>
         </w:rPr>
-        <w:t>{{SOTTR}}</w:t>
+        <w:t>{{MONTH}}</w:t>
       </w:r>
       <w:r>
         <w:rPr>
-          <w:bCs/>
+          <w:iCs/>
           <w:szCs w:val="26"/>
         </w:rPr>
-        <w:t>/</w:t>
+        <w:t xml:space="preserve"> năm</w:t>
       </w:r>
       <w:r>
         <w:rPr>
-          <w:bCs/>
-          <w:szCs w:val="26"/>
-        </w:rPr>
-        <w:t>TTr-SXKD</w:t>
-      </w:r>
-      <w:r>
-        <w:rPr>
-          <w:szCs w:val="26"/>
-        </w:rPr>
-        <w:tab/>
-      </w:r>
-      <w:r>
-        <w:rPr>
-          <w:szCs w:val="26"/>
-        </w:rPr>
-        <w:t xml:space="preserve">     </w:t>
-      </w:r>
-      <w:r>
-        <w:rPr>
-          <w:szCs w:val="26"/>
-        </w:rPr>
-        <w:t xml:space="preserve">  </w:t>
-      </w:r>
-      <w:r>
-        <w:rPr>
-          <w:szCs w:val="26"/>
-        </w:rPr>
-        <w:t xml:space="preserve">    </w:t>
-      </w:r>
-      <w:r>
-        <w:rPr>
-          <w:i/>
-          <w:szCs w:val="26"/>
-        </w:rPr>
-        <w:t>Ngày</w:t>
-      </w:r>
-      <w:r>
-        <w:rPr>
-          <w:i/>
+          <w:iCs/>
           <w:szCs w:val="26"/>
         </w:rPr>
         <w:t xml:space="preserve"> </w:t>
       </w:r>
       <w:r>
         <w:rPr>
-          <w:i/>
-          <w:szCs w:val="26"/>
-        </w:rPr>
-        <w:t>{{DAY}}</w:t>
-      </w:r>
-      <w:r>
-        <w:rPr>
-          <w:i/>
-          <w:szCs w:val="26"/>
-        </w:rPr>
-        <w:t xml:space="preserve"> </w:t>
-      </w:r>
-      <w:r>
-        <w:rPr>
-          <w:i/>
-          <w:szCs w:val="26"/>
-        </w:rPr>
-        <w:t>tháng</w:t>
-      </w:r>
-      <w:r>
-        <w:rPr>
-          <w:i/>
-          <w:szCs w:val="26"/>
-        </w:rPr>
-        <w:t xml:space="preserve"> </w:t>
-      </w:r>
-      <w:r>
-        <w:rPr>
-          <w:i/>
-          <w:szCs w:val="26"/>
-        </w:rPr>
-        <w:t>{{MONTH}}</w:t>
-      </w:r>
-      <w:r>
-        <w:rPr>
-          <w:i/>
-          <w:szCs w:val="26"/>
-        </w:rPr>
-        <w:t xml:space="preserve"> năm</w:t>
-      </w:r>
-      <w:r>
-        <w:rPr>
-          <w:i/>
-          <w:szCs w:val="26"/>
-        </w:rPr>
-        <w:t xml:space="preserve"> </w:t>
-      </w:r>
-      <w:r>
-        <w:rPr>
-          <w:i/>
+          <w:iCs/>
           <w:szCs w:val="26"/>
         </w:rPr>
         <w:t>{{YEAR}}</w:t>
@@ -304,8 +279,6 @@
                 <w:rFonts w:ascii="Times New Roman" w:eastAsia="Times New Roman" w:hAnsi="Times New Roman"/>
                 <w:b/>
                 <w:bCs/>
-                <w:i/>
-                <w:iCs/>
                 <w:sz w:val="28"/>
                 <w:szCs w:val="28"/>
               </w:rPr>
@@ -316,8 +289,6 @@
                 <w:rFonts w:ascii="Times New Roman" w:eastAsia="Times New Roman" w:hAnsi="Times New Roman"/>
                 <w:b/>
                 <w:bCs/>
-                <w:i/>
-                <w:iCs/>
                 <w:sz w:val="28"/>
                 <w:szCs w:val="28"/>
               </w:rPr>
@@ -394,8 +365,6 @@
                 <w:rFonts w:ascii="Times New Roman" w:eastAsia="Times New Roman" w:hAnsi="Times New Roman"/>
                 <w:b/>
                 <w:bCs/>
-                <w:i/>
-                <w:iCs/>
                 <w:sz w:val="28"/>
                 <w:szCs w:val="28"/>
               </w:rPr>
@@ -405,8 +374,6 @@
                 <w:rFonts w:ascii="Times New Roman" w:eastAsia="Times New Roman" w:hAnsi="Times New Roman"/>
                 <w:b/>
                 <w:bCs/>
-                <w:i/>
-                <w:iCs/>
                 <w:sz w:val="28"/>
                 <w:szCs w:val="28"/>
               </w:rPr>
@@ -482,8 +449,6 @@
                 <w:rFonts w:ascii="Times New Roman" w:eastAsia="Times New Roman" w:hAnsi="Times New Roman"/>
                 <w:b/>
                 <w:bCs/>
-                <w:i/>
-                <w:iCs/>
                 <w:sz w:val="28"/>
                 <w:szCs w:val="28"/>
               </w:rPr>
@@ -493,8 +458,6 @@
                 <w:rFonts w:ascii="Times New Roman" w:eastAsia="Times New Roman" w:hAnsi="Times New Roman"/>
                 <w:b/>
                 <w:bCs/>
-                <w:i/>
-                <w:iCs/>
                 <w:sz w:val="28"/>
                 <w:szCs w:val="28"/>
               </w:rPr>
@@ -571,8 +534,6 @@
                 <w:rFonts w:ascii="Times New Roman" w:eastAsia="Times New Roman" w:hAnsi="Times New Roman"/>
                 <w:b/>
                 <w:bCs/>
-                <w:i/>
-                <w:iCs/>
                 <w:sz w:val="28"/>
                 <w:szCs w:val="28"/>
               </w:rPr>
@@ -582,8 +543,6 @@
                 <w:rFonts w:ascii="Times New Roman" w:eastAsia="Times New Roman" w:hAnsi="Times New Roman"/>
                 <w:b/>
                 <w:bCs/>
-                <w:i/>
-                <w:iCs/>
                 <w:sz w:val="28"/>
                 <w:szCs w:val="28"/>
               </w:rPr>
@@ -2334,7 +2293,22 @@
                 <w:sz w:val="28"/>
                 <w:szCs w:val="28"/>
               </w:rPr>
-              <w:t>{{L11}}</w:t>
+              <w:t>{{L1</w:t>
+            </w:r>
+            <w:r>
+              <w:rPr>
+                <w:sz w:val="28"/>
+                <w:szCs w:val="28"/>
+                <w:lang w:val="en-US"/>
+              </w:rPr>
+              <w:t>2</w:t>
+            </w:r>
+            <w:r>
+              <w:rPr>
+                <w:sz w:val="28"/>
+                <w:szCs w:val="28"/>
+              </w:rPr>
+              <w:t>}}</w:t>
             </w:r>
           </w:p>
         </w:tc>
@@ -2363,7 +2337,22 @@
                 <w:sz w:val="28"/>
                 <w:szCs w:val="28"/>
               </w:rPr>
-              <w:t>{{L12}}</w:t>
+              <w:t>{{L1</w:t>
+            </w:r>
+            <w:r>
+              <w:rPr>
+                <w:sz w:val="28"/>
+                <w:szCs w:val="28"/>
+                <w:lang w:val="en-US"/>
+              </w:rPr>
+              <w:t>1</w:t>
+            </w:r>
+            <w:r>
+              <w:rPr>
+                <w:sz w:val="28"/>
+                <w:szCs w:val="28"/>
+              </w:rPr>
+              <w:t>}}</w:t>
             </w:r>
           </w:p>
         </w:tc>
@@ -2452,7 +2441,22 @@
                 <w:sz w:val="28"/>
                 <w:szCs w:val="28"/>
               </w:rPr>
-              <w:t>{{L21}}</w:t>
+              <w:t>{{L2</w:t>
+            </w:r>
+            <w:r>
+              <w:rPr>
+                <w:sz w:val="28"/>
+                <w:szCs w:val="28"/>
+                <w:lang w:val="en-US"/>
+              </w:rPr>
+              <w:t>2</w:t>
+            </w:r>
+            <w:r>
+              <w:rPr>
+                <w:sz w:val="28"/>
+                <w:szCs w:val="28"/>
+              </w:rPr>
+              <w:t>}}</w:t>
             </w:r>
           </w:p>
         </w:tc>
@@ -2481,7 +2485,22 @@
                 <w:sz w:val="28"/>
                 <w:szCs w:val="28"/>
               </w:rPr>
-              <w:t>{{L22}}</w:t>
+              <w:t>{{L2</w:t>
+            </w:r>
+            <w:r>
+              <w:rPr>
+                <w:sz w:val="28"/>
+                <w:szCs w:val="28"/>
+                <w:lang w:val="en-US"/>
+              </w:rPr>
+              <w:t>1</w:t>
+            </w:r>
+            <w:r>
+              <w:rPr>
+                <w:sz w:val="28"/>
+                <w:szCs w:val="28"/>
+              </w:rPr>
+              <w:t>}}</w:t>
             </w:r>
           </w:p>
         </w:tc>
@@ -2569,7 +2588,22 @@
                 <w:sz w:val="28"/>
                 <w:szCs w:val="28"/>
               </w:rPr>
-              <w:t>{{L31}}</w:t>
+              <w:t>{{L3</w:t>
+            </w:r>
+            <w:r>
+              <w:rPr>
+                <w:sz w:val="28"/>
+                <w:szCs w:val="28"/>
+                <w:lang w:val="en-US"/>
+              </w:rPr>
+              <w:t>2</w:t>
+            </w:r>
+            <w:r>
+              <w:rPr>
+                <w:sz w:val="28"/>
+                <w:szCs w:val="28"/>
+              </w:rPr>
+              <w:t>}}</w:t>
             </w:r>
           </w:p>
         </w:tc>
@@ -2598,7 +2632,22 @@
                 <w:sz w:val="28"/>
                 <w:szCs w:val="28"/>
               </w:rPr>
-              <w:t>{{L32}}</w:t>
+              <w:t>{{L3</w:t>
+            </w:r>
+            <w:r>
+              <w:rPr>
+                <w:sz w:val="28"/>
+                <w:szCs w:val="28"/>
+                <w:lang w:val="en-US"/>
+              </w:rPr>
+              <w:t>1</w:t>
+            </w:r>
+            <w:r>
+              <w:rPr>
+                <w:sz w:val="28"/>
+                <w:szCs w:val="28"/>
+              </w:rPr>
+              <w:t>}}</w:t>
             </w:r>
           </w:p>
         </w:tc>
@@ -2686,7 +2735,22 @@
                 <w:sz w:val="28"/>
                 <w:szCs w:val="28"/>
               </w:rPr>
-              <w:t>{{L41}}</w:t>
+              <w:t>{{L4</w:t>
+            </w:r>
+            <w:r>
+              <w:rPr>
+                <w:sz w:val="28"/>
+                <w:szCs w:val="28"/>
+                <w:lang w:val="en-US"/>
+              </w:rPr>
+              <w:t>2</w:t>
+            </w:r>
+            <w:r>
+              <w:rPr>
+                <w:sz w:val="28"/>
+                <w:szCs w:val="28"/>
+              </w:rPr>
+              <w:t>}}</w:t>
             </w:r>
           </w:p>
         </w:tc>
@@ -2715,7 +2779,22 @@
                 <w:sz w:val="28"/>
                 <w:szCs w:val="28"/>
               </w:rPr>
-              <w:t>{{L42}}</w:t>
+              <w:t>{{L4</w:t>
+            </w:r>
+            <w:r>
+              <w:rPr>
+                <w:sz w:val="28"/>
+                <w:szCs w:val="28"/>
+                <w:lang w:val="en-US"/>
+              </w:rPr>
+              <w:t>1</w:t>
+            </w:r>
+            <w:r>
+              <w:rPr>
+                <w:sz w:val="28"/>
+                <w:szCs w:val="28"/>
+              </w:rPr>
+              <w:t>}}</w:t>
             </w:r>
           </w:p>
         </w:tc>
@@ -4551,7 +4630,7 @@
               <w:sz w:val="26"/>
               <w:szCs w:val="26"/>
             </w:rPr>
-            <w:t xml:space="preserve">V/v: </w:t>
+            <w:t>V/v:</w:t>
           </w:r>
           <w:r>
             <w:t xml:space="preserve"> </w:t>
@@ -9889,6 +9968,25 @@
 </file>
 
 <file path=customXml/item1.xml><?xml version="1.0" encoding="utf-8"?>
+<?mso-contentType ?>
+<FormTemplates xmlns="http://schemas.microsoft.com/sharepoint/v3/contenttype/forms">
+  <Display>DocumentLibraryForm</Display>
+  <Edit>DocumentLibraryForm</Edit>
+  <New>DocumentLibraryForm</New>
+</FormTemplates>
+</file>
+
+<file path=customXml/item2.xml><?xml version="1.0" encoding="utf-8"?>
+<b:Sources xmlns:b="http://schemas.openxmlformats.org/officeDocument/2006/bibliography" xmlns="http://schemas.openxmlformats.org/officeDocument/2006/bibliography" SelectedStyle="\APA.XSL" StyleName="APA"/>
+</file>
+
+<file path=customXml/item3.xml><?xml version="1.0" encoding="utf-8"?>
+<p:properties xmlns:p="http://schemas.microsoft.com/office/2006/metadata/properties" xmlns:xsi="http://www.w3.org/2001/XMLSchema-instance" xmlns:pc="http://schemas.microsoft.com/office/infopath/2007/PartnerControls">
+  <documentManagement/>
+</p:properties>
+</file>
+
+<file path=customXml/item4.xml><?xml version="1.0" encoding="utf-8"?>
 <ct:contentTypeSchema xmlns:ct="http://schemas.microsoft.com/office/2006/metadata/contentType" xmlns:ma="http://schemas.microsoft.com/office/2006/metadata/properties/metaAttributes" ct:_="" ma:_="" ma:contentTypeName="Document" ma:contentTypeID="0x010100805D4BEE55A24044BDE0D112F050CC83" ma:contentTypeVersion="1" ma:contentTypeDescription="Create a new document." ma:contentTypeScope="" ma:versionID="bfe3fb2b52072bba3ef6a4f234377cf8">
   <xsd:schema xmlns:xsd="http://www.w3.org/2001/XMLSchema" xmlns:xs="http://www.w3.org/2001/XMLSchema" xmlns:p="http://schemas.microsoft.com/office/2006/metadata/properties" targetNamespace="http://schemas.microsoft.com/office/2006/metadata/properties" ma:root="true" ma:fieldsID="3168da399c7eed0b2303d422f0440ed6">
     <xsd:element name="properties">
@@ -10002,26 +10100,32 @@
 </ct:contentTypeSchema>
 </file>
 
-<file path=customXml/item2.xml><?xml version="1.0" encoding="utf-8"?>
-<?mso-contentType ?>
-<FormTemplates xmlns="http://schemas.microsoft.com/sharepoint/v3/contenttype/forms">
-  <Display>DocumentLibraryForm</Display>
-  <Edit>DocumentLibraryForm</Edit>
-  <New>DocumentLibraryForm</New>
-</FormTemplates>
+<file path=customXml/itemProps1.xml><?xml version="1.0" encoding="utf-8"?>
+<ds:datastoreItem xmlns:ds="http://schemas.openxmlformats.org/officeDocument/2006/customXml" ds:itemID="{E2160846-F788-4AEA-B56E-7BF01218901D}">
+  <ds:schemaRefs>
+    <ds:schemaRef ds:uri="http://schemas.microsoft.com/sharepoint/v3/contenttype/forms"/>
+  </ds:schemaRefs>
+</ds:datastoreItem>
 </file>
 
-<file path=customXml/item3.xml><?xml version="1.0" encoding="utf-8"?>
-<b:Sources xmlns:b="http://schemas.openxmlformats.org/officeDocument/2006/bibliography" xmlns="http://schemas.openxmlformats.org/officeDocument/2006/bibliography" SelectedStyle="\APA.XSL" StyleName="APA"/>
+<file path=customXml/itemProps2.xml><?xml version="1.0" encoding="utf-8"?>
+<ds:datastoreItem xmlns:ds="http://schemas.openxmlformats.org/officeDocument/2006/customXml" ds:itemID="{9D0953AE-9A60-4325-AE9E-24D4E9F9FB75}">
+  <ds:schemaRefs>
+    <ds:schemaRef ds:uri="http://schemas.openxmlformats.org/officeDocument/2006/bibliography"/>
+  </ds:schemaRefs>
+</ds:datastoreItem>
 </file>
 
-<file path=customXml/item4.xml><?xml version="1.0" encoding="utf-8"?>
-<p:properties xmlns:p="http://schemas.microsoft.com/office/2006/metadata/properties" xmlns:xsi="http://www.w3.org/2001/XMLSchema-instance" xmlns:pc="http://schemas.microsoft.com/office/infopath/2007/PartnerControls">
-  <documentManagement/>
-</p:properties>
+<file path=customXml/itemProps3.xml><?xml version="1.0" encoding="utf-8"?>
+<ds:datastoreItem xmlns:ds="http://schemas.openxmlformats.org/officeDocument/2006/customXml" ds:itemID="{C4AF9458-447F-428E-8BFB-D288D293C150}">
+  <ds:schemaRefs>
+    <ds:schemaRef ds:uri="http://schemas.microsoft.com/office/2006/metadata/properties"/>
+    <ds:schemaRef ds:uri="http://schemas.microsoft.com/office/infopath/2007/PartnerControls"/>
+  </ds:schemaRefs>
+</ds:datastoreItem>
 </file>
 
-<file path=customXml/itemProps1.xml><?xml version="1.0" encoding="utf-8"?>
+<file path=customXml/itemProps4.xml><?xml version="1.0" encoding="utf-8"?>
 <ds:datastoreItem xmlns:ds="http://schemas.openxmlformats.org/officeDocument/2006/customXml" ds:itemID="{8E3BA125-43CC-44A9-9FCA-63E6975CACC6}">
   <ds:schemaRefs>
     <ds:schemaRef ds:uri="http://schemas.microsoft.com/office/2006/metadata/contentType"/>
@@ -10035,29 +10139,4 @@
     <ds:schemaRef ds:uri="http://schemas.microsoft.com/office/infopath/2007/PartnerControls"/>
   </ds:schemaRefs>
 </ds:datastoreItem>
-</file>
-
-<file path=customXml/itemProps2.xml><?xml version="1.0" encoding="utf-8"?>
-<ds:datastoreItem xmlns:ds="http://schemas.openxmlformats.org/officeDocument/2006/customXml" ds:itemID="{E2160846-F788-4AEA-B56E-7BF01218901D}">
-  <ds:schemaRefs>
-    <ds:schemaRef ds:uri="http://schemas.microsoft.com/sharepoint/v3/contenttype/forms"/>
-  </ds:schemaRefs>
-</ds:datastoreItem>
-</file>
-
-<file path=customXml/itemProps3.xml><?xml version="1.0" encoding="utf-8"?>
-<ds:datastoreItem xmlns:ds="http://schemas.openxmlformats.org/officeDocument/2006/customXml" ds:itemID="{9D0953AE-9A60-4325-AE9E-24D4E9F9FB75}">
-  <ds:schemaRefs>
-    <ds:schemaRef ds:uri="http://schemas.openxmlformats.org/officeDocument/2006/bibliography"/>
-  </ds:schemaRefs>
-</ds:datastoreItem>
-</file>
-
-<file path=customXml/itemProps4.xml><?xml version="1.0" encoding="utf-8"?>
-<ds:datastoreItem xmlns:ds="http://schemas.openxmlformats.org/officeDocument/2006/customXml" ds:itemID="{C4AF9458-447F-428E-8BFB-D288D293C150}">
-  <ds:schemaRefs>
-    <ds:schemaRef ds:uri="http://schemas.microsoft.com/office/2006/metadata/properties"/>
-    <ds:schemaRef ds:uri="http://schemas.microsoft.com/office/infopath/2007/PartnerControls"/>
-  </ds:schemaRefs>
-</ds:datastoreItem>
 </file>
--- a/Templates/BTS/BM-15-06 TỜ TRÌNH XIN CHỦ TRƯƠNG BTS - Templates.docx
+++ b/Templates/BTS/BM-15-06 TỜ TRÌNH XIN CHỦ TRƯƠNG BTS - Templates.docx
@@ -1245,7 +1245,7 @@
                 <w:szCs w:val="28"/>
                 <w:lang w:val="vi-VN"/>
               </w:rPr>
-              <w:t>Số 10, đường D, KDC Chánh Nghĩa, phường Thủ Dầu Một, thành phố Hồ Chí Minh, Việt Nam</w:t>
+              <w:t>Số 10, đường D, KDC Chánh Nghĩa, phường Thủ Dầu Một, thành phố Hồ Chí Minh</w:t>
             </w:r>
           </w:p>
         </w:tc>
@@ -9968,25 +9968,6 @@
 </file>
 
 <file path=customXml/item1.xml><?xml version="1.0" encoding="utf-8"?>
-<?mso-contentType ?>
-<FormTemplates xmlns="http://schemas.microsoft.com/sharepoint/v3/contenttype/forms">
-  <Display>DocumentLibraryForm</Display>
-  <Edit>DocumentLibraryForm</Edit>
-  <New>DocumentLibraryForm</New>
-</FormTemplates>
-</file>
-
-<file path=customXml/item2.xml><?xml version="1.0" encoding="utf-8"?>
-<b:Sources xmlns:b="http://schemas.openxmlformats.org/officeDocument/2006/bibliography" xmlns="http://schemas.openxmlformats.org/officeDocument/2006/bibliography" SelectedStyle="\APA.XSL" StyleName="APA"/>
-</file>
-
-<file path=customXml/item3.xml><?xml version="1.0" encoding="utf-8"?>
-<p:properties xmlns:p="http://schemas.microsoft.com/office/2006/metadata/properties" xmlns:xsi="http://www.w3.org/2001/XMLSchema-instance" xmlns:pc="http://schemas.microsoft.com/office/infopath/2007/PartnerControls">
-  <documentManagement/>
-</p:properties>
-</file>
-
-<file path=customXml/item4.xml><?xml version="1.0" encoding="utf-8"?>
 <ct:contentTypeSchema xmlns:ct="http://schemas.microsoft.com/office/2006/metadata/contentType" xmlns:ma="http://schemas.microsoft.com/office/2006/metadata/properties/metaAttributes" ct:_="" ma:_="" ma:contentTypeName="Document" ma:contentTypeID="0x010100805D4BEE55A24044BDE0D112F050CC83" ma:contentTypeVersion="1" ma:contentTypeDescription="Create a new document." ma:contentTypeScope="" ma:versionID="bfe3fb2b52072bba3ef6a4f234377cf8">
   <xsd:schema xmlns:xsd="http://www.w3.org/2001/XMLSchema" xmlns:xs="http://www.w3.org/2001/XMLSchema" xmlns:p="http://schemas.microsoft.com/office/2006/metadata/properties" targetNamespace="http://schemas.microsoft.com/office/2006/metadata/properties" ma:root="true" ma:fieldsID="3168da399c7eed0b2303d422f0440ed6">
     <xsd:element name="properties">
@@ -10100,32 +10081,26 @@
 </ct:contentTypeSchema>
 </file>
 
-<file path=customXml/itemProps1.xml><?xml version="1.0" encoding="utf-8"?>
-<ds:datastoreItem xmlns:ds="http://schemas.openxmlformats.org/officeDocument/2006/customXml" ds:itemID="{E2160846-F788-4AEA-B56E-7BF01218901D}">
-  <ds:schemaRefs>
-    <ds:schemaRef ds:uri="http://schemas.microsoft.com/sharepoint/v3/contenttype/forms"/>
-  </ds:schemaRefs>
-</ds:datastoreItem>
+<file path=customXml/item2.xml><?xml version="1.0" encoding="utf-8"?>
+<p:properties xmlns:p="http://schemas.microsoft.com/office/2006/metadata/properties" xmlns:xsi="http://www.w3.org/2001/XMLSchema-instance" xmlns:pc="http://schemas.microsoft.com/office/infopath/2007/PartnerControls">
+  <documentManagement/>
+</p:properties>
 </file>
 
-<file path=customXml/itemProps2.xml><?xml version="1.0" encoding="utf-8"?>
-<ds:datastoreItem xmlns:ds="http://schemas.openxmlformats.org/officeDocument/2006/customXml" ds:itemID="{9D0953AE-9A60-4325-AE9E-24D4E9F9FB75}">
-  <ds:schemaRefs>
-    <ds:schemaRef ds:uri="http://schemas.openxmlformats.org/officeDocument/2006/bibliography"/>
-  </ds:schemaRefs>
-</ds:datastoreItem>
+<file path=customXml/item3.xml><?xml version="1.0" encoding="utf-8"?>
+<b:Sources xmlns:b="http://schemas.openxmlformats.org/officeDocument/2006/bibliography" xmlns="http://schemas.openxmlformats.org/officeDocument/2006/bibliography" SelectedStyle="\APA.XSL" StyleName="APA"/>
 </file>
 
-<file path=customXml/itemProps3.xml><?xml version="1.0" encoding="utf-8"?>
-<ds:datastoreItem xmlns:ds="http://schemas.openxmlformats.org/officeDocument/2006/customXml" ds:itemID="{C4AF9458-447F-428E-8BFB-D288D293C150}">
-  <ds:schemaRefs>
-    <ds:schemaRef ds:uri="http://schemas.microsoft.com/office/2006/metadata/properties"/>
-    <ds:schemaRef ds:uri="http://schemas.microsoft.com/office/infopath/2007/PartnerControls"/>
-  </ds:schemaRefs>
-</ds:datastoreItem>
+<file path=customXml/item4.xml><?xml version="1.0" encoding="utf-8"?>
+<?mso-contentType ?>
+<FormTemplates xmlns="http://schemas.microsoft.com/sharepoint/v3/contenttype/forms">
+  <Display>DocumentLibraryForm</Display>
+  <Edit>DocumentLibraryForm</Edit>
+  <New>DocumentLibraryForm</New>
+</FormTemplates>
 </file>
 
-<file path=customXml/itemProps4.xml><?xml version="1.0" encoding="utf-8"?>
+<file path=customXml/itemProps1.xml><?xml version="1.0" encoding="utf-8"?>
 <ds:datastoreItem xmlns:ds="http://schemas.openxmlformats.org/officeDocument/2006/customXml" ds:itemID="{8E3BA125-43CC-44A9-9FCA-63E6975CACC6}">
   <ds:schemaRefs>
     <ds:schemaRef ds:uri="http://schemas.microsoft.com/office/2006/metadata/contentType"/>
@@ -10139,4 +10114,29 @@
     <ds:schemaRef ds:uri="http://schemas.microsoft.com/office/infopath/2007/PartnerControls"/>
   </ds:schemaRefs>
 </ds:datastoreItem>
+</file>
+
+<file path=customXml/itemProps2.xml><?xml version="1.0" encoding="utf-8"?>
+<ds:datastoreItem xmlns:ds="http://schemas.openxmlformats.org/officeDocument/2006/customXml" ds:itemID="{C4AF9458-447F-428E-8BFB-D288D293C150}">
+  <ds:schemaRefs>
+    <ds:schemaRef ds:uri="http://schemas.microsoft.com/office/2006/metadata/properties"/>
+    <ds:schemaRef ds:uri="http://schemas.microsoft.com/office/infopath/2007/PartnerControls"/>
+  </ds:schemaRefs>
+</ds:datastoreItem>
+</file>
+
+<file path=customXml/itemProps3.xml><?xml version="1.0" encoding="utf-8"?>
+<ds:datastoreItem xmlns:ds="http://schemas.openxmlformats.org/officeDocument/2006/customXml" ds:itemID="{9D0953AE-9A60-4325-AE9E-24D4E9F9FB75}">
+  <ds:schemaRefs>
+    <ds:schemaRef ds:uri="http://schemas.openxmlformats.org/officeDocument/2006/bibliography"/>
+  </ds:schemaRefs>
+</ds:datastoreItem>
+</file>
+
+<file path=customXml/itemProps4.xml><?xml version="1.0" encoding="utf-8"?>
+<ds:datastoreItem xmlns:ds="http://schemas.openxmlformats.org/officeDocument/2006/customXml" ds:itemID="{E2160846-F788-4AEA-B56E-7BF01218901D}">
+  <ds:schemaRefs>
+    <ds:schemaRef ds:uri="http://schemas.microsoft.com/sharepoint/v3/contenttype/forms"/>
+  </ds:schemaRefs>
+</ds:datastoreItem>
 </file>